--- a/backend/ocitanja/static/javno/upute/prijava-vode-prirucnik-za-web-administraciju.docx
+++ b/backend/ocitanja/static/javno/upute/prijava-vode-prirucnik-za-web-administraciju.docx
@@ -1057,7 +1057,7 @@
                 <w:sz w:val="22"/>
                 <w:szCs w:val="22"/>
               </w:rPr>
-              <w:t xml:space="preserve">Koliko je stanova s vodomjerom (Y) predalo očitanje za taj mjesec (X). Stanovi bez vodomjera (Grad Rijeka) se ne broje.</w:t>
+              <w:t>Koliko je stanova s vodomjerom (Y) predalo očitanje za taj mjesec (X). Stanovi bez vodomjera se ne broje.</w:t>
             </w:r>
           </w:p>
         </w:tc>
@@ -2937,7 +2937,7 @@
           <w:sz w:val="22"/>
           <w:szCs w:val="22"/>
         </w:rPr>
-        <w:t>Stranica „Stanovi” sadrži popis stanova zgrade s oznakom (npr. RI-ALB-2/17), vlasnicima i vodomjerom. Oznaka je jedinstvena u cijelom sustavu, pa u e-mailu i Excelu točno pokazuje o kojem je stanu riječ. Novi stan dodajete u dijelu „Dodaj stan”: broj stana, kat, a ako stan ima vodomjer koji se očitava, serijski broj i početno stanje. Vlasnika zatim upisujete preko Promjena vlasnika. Stan se ne može premjestiti u drugu zgradu.</w:t>
+        <w:t>Stranica „Stanovi” sadrži popis stanova zgrade s oznakom (npr. ZG-Vodoinstalaterska-1/17), vlasnicima i vodomjerom. Oznaka je jedinstvena u cijelom sustavu, pa u e-mailu i Excelu točno pokazuje o kojem je stanu riječ. Novi stan dodajete u dijelu „Dodaj stan”: broj stana, kat, a ako stan ima vodomjer koji se očitava, serijski broj i početno stanje. Vlasnika zatim upisujete preko Promjena vlasnika. Stan se ne može premjestiti u drugu zgradu.</w:t>
       </w:r>
     </w:p>
     <w:p>
@@ -3299,7 +3299,7 @@
           <w:sz w:val="22"/>
           <w:szCs w:val="22"/>
         </w:rPr>
-        <w:t>Preuzima se datoteka ocitanja-OZNAKA-GGGG-MM.xlsx (npr. ocitanja-RI-ALB-2-2026-10.xlsx) sa stupcima: broj stana, ime i prezime, datum očitanja, prethodno stanje, novo stanje, razlika i status. Stanovi bez očitanja imaju status „Nije predano”.</w:t>
+        <w:t>Preuzima se datoteka ocitanja-OZNAKA-GGGG-MM.xlsx (npr. ocitanja-ZG-Vodoinstalaterska-1-2026-10.xlsx) sa stupcima: broj stana, ime i prezime, datum očitanja, prethodno stanje, novo stanje, razlika i status. Stanovi bez očitanja imaju status „Nije predano”.</w:t>
       </w:r>
     </w:p>
     <w:p>
@@ -3376,7 +3376,7 @@
           <w:sz w:val="22"/>
           <w:szCs w:val="22"/>
         </w:rPr>
-        <w:t>2. Upišite ulicu, kućni broj, poštanski broj, grad i oznaku (kratki naziv, npr. RI-ALB-2) i kliknite „Dodaj zgradu”.</w:t>
+        <w:t>2. Upišite ulicu, kućni broj, poštanski broj, grad i oznaku (kratki naziv, npr. ZG-Vodoinstalaterska-1) i kliknite „Dodaj zgradu”.</w:t>
       </w:r>
     </w:p>
     <w:p>
@@ -4199,7 +4199,7 @@
                 <w:sz w:val="22"/>
                 <w:szCs w:val="22"/>
               </w:rPr>
-              <w:t xml:space="preserve">Stan nema aktivan vodomjer (npr. Grad Rijeka). Dodajte vodomjer u Stanovi i vodomjeri.</w:t>
+              <w:t>Stan nema aktivan vodomjer. Dodajte vodomjer u Stanovi i vodomjeri.</w:t>
             </w:r>
           </w:p>
         </w:tc>
